--- a/informes-growth/dexcom-2026-10-14/Dexcom - growth - 2026-10-14.docx
+++ b/informes-growth/dexcom-2026-10-14/Dexcom - growth - 2026-10-14.docx
@@ -38,7 +38,7 @@
         <w:t xml:space="preserve"> </w:t>
       </w:r>
       <w:r>
-        <w:t xml:space="preserve">Peso orientativo: 3,5 % (~1.000 EUR, 13 acciones en dos tramos), pero</w:t>
+        <w:t xml:space="preserve">Peso orientativo: 3,5 %, 13 acciones en dos tramos), pero</w:t>
       </w:r>
       <w:r>
         <w:t xml:space="preserve"> </w:t>
@@ -4908,7 +4908,7 @@
         <w:t xml:space="preserve"> </w:t>
       </w:r>
       <w:r>
-        <w:t xml:space="preserve">(el de la guía) y ~1.000 EUR (13 acciones, en dos tramos de 7 y 6). Pasaría a sustituir:</w:t>
+        <w:t xml:space="preserve">(el de la guía; 13 acciones, en dos tramos de 7 y 6). Pasaría a sustituir:</w:t>
       </w:r>
     </w:p>
     <w:p>

--- a/informes-growth/dexcom-2026-10-14/Dexcom - growth - 2026-10-14.docx
+++ b/informes-growth/dexcom-2026-10-14/Dexcom - growth - 2026-10-14.docx
@@ -20,120 +20,31 @@
           <w:bCs/>
           <w:b/>
         </w:rPr>
-        <w:t xml:space="preserve">Señal (método v7): Comprar (convicción baja)</w:t>
-      </w:r>
-      <w:r>
-        <w:t xml:space="preserve"> </w:t>
-      </w:r>
-      <w:r>
-        <w:t xml:space="preserve">· Puntuación 68,2/100 · Señales de cambio de tendencia 7/8 · EV/beneficio bruto 9,3x</w:t>
-      </w:r>
-      <w:r>
-        <w:t xml:space="preserve"> </w:t>
-      </w:r>
-      <w:r>
-        <w:t xml:space="preserve">Precio 85,06 USD · Objetivo 12 m 99,3 USD (ponderada +16,7 %, base +19,8 %, bajista −34,8 %, alcista +61,9 %) · Compra hasta 94,5 USD</w:t>
-      </w:r>
-      <w:r>
-        <w:t xml:space="preserve"> </w:t>
-      </w:r>
-      <w:r>
-        <w:t xml:space="preserve">Peso orientativo: 3,5 %, 13 acciones en dos tramos), pero</w:t>
-      </w:r>
-      <w:r>
-        <w:t xml:space="preserve"> </w:t>
-      </w:r>
-      <w:r>
-        <w:rPr>
-          <w:bCs/>
-          <w:b/>
-        </w:rPr>
-        <w:t xml:space="preserve">el bolsillo growth está lleno y no hay liquidez</w:t>
-      </w:r>
-      <w:r>
-        <w:t xml:space="preserve">: hoy no sustituye a ninguna (sección 13) · Por qué: cumple todos los requisitos de compra</w:t>
-      </w:r>
-    </w:p>
-    <w:p>
-      <w:pPr>
-        <w:pStyle w:val="BlockText"/>
-      </w:pPr>
-      <w:r>
-        <w:rPr>
-          <w:bCs/>
-          <w:b/>
-        </w:rPr>
-        <w:t xml:space="preserve">Calculado con el método v7</w:t>
-      </w:r>
-      <w:r>
-        <w:t xml:space="preserve"> </w:t>
-      </w:r>
-      <w:r>
-        <w:t xml:space="preserve">(</w:t>
-      </w:r>
-      <w:r>
-        <w:rPr>
-          <w:rStyle w:val="VerbatimChar"/>
-        </w:rPr>
-        <w:t xml:space="preserve">verticales/growth/metodo.md</w:t>
-      </w:r>
-      <w:r>
-        <w:t xml:space="preserve">) y</w:t>
-      </w:r>
-      <w:r>
-        <w:t xml:space="preserve"> </w:t>
-      </w:r>
-      <w:r>
-        <w:rPr>
-          <w:bCs/>
-          <w:b/>
-        </w:rPr>
-        <w:t xml:space="preserve">valorado por EV/EBITDA ajustado de los 12 meses siguientes</w:t>
-      </w:r>
-      <w:r>
-        <w:t xml:space="preserve">, porque Dexcom gana dinero de forma estable (margen operativo GAAP de más del 20 % y FCF positivo desde hace años). Múltiplos: 10,7x / 17,8x / 23,1x. Las ventas del año objetivo salen de la regla mecánica (6.272 M USD en el base, con un crecimiento del +13,4 % y el +11,3 %).</w:t>
-      </w:r>
-      <w:r>
-        <w:t xml:space="preserve"> </w:t>
-      </w:r>
-      <w:r>
-        <w:rPr>
-          <w:bCs/>
-          <w:b/>
-        </w:rPr>
-        <w:t xml:space="preserve">Con la guía de la empresa la proyección es menor</w:t>
-      </w:r>
-      <w:r>
-        <w:t xml:space="preserve"> </w:t>
-      </w:r>
-      <w:r>
-        <w:t xml:space="preserve">(+10 % anual: 6.013 M en el base). Recalculado a mano con ella, la señal</w:t>
-      </w:r>
-      <w:r>
-        <w:t xml:space="preserve"> </w:t>
-      </w:r>
-      <w:r>
-        <w:rPr>
-          <w:bCs/>
-          <w:b/>
-        </w:rPr>
-        <w:t xml:space="preserve">sigue siendo Comprar (baja)</w:t>
-      </w:r>
-      <w:r>
-        <w:t xml:space="preserve">, con ponderada +12,0 %, base +15,0 %, bajista −36,1 % y</w:t>
-      </w:r>
-      <w:r>
-        <w:t xml:space="preserve"> </w:t>
-      </w:r>
-      <w:r>
-        <w:rPr>
-          <w:bCs/>
-          <w:b/>
-        </w:rPr>
-        <w:t xml:space="preserve">compra hasta ~90,7 USD</w:t>
-      </w:r>
-      <w:r>
-        <w:t xml:space="preserve">. Este es el límite que recomiendo (sección 9).</w:t>
+        <w:t xml:space="preserve">Señal (método vigente v11): Comprar (convicción baja)</w:t>
+      </w:r>
+      <w:r>
+        <w:t xml:space="preserve"> </w:t>
+      </w:r>
+      <w:r>
+        <w:t xml:space="preserve">· Puntuación 68,2/100 · Señales de cambio de tendencia 7/8 · EV/EBITDA ajustado NTM 17,8 veces</w:t>
+      </w:r>
+      <w:r>
+        <w:t xml:space="preserve"> </w:t>
+      </w:r>
+      <w:r>
+        <w:t xml:space="preserve">Precio 85,06 USD (fecha del informe) · Objetivo 12 m 94,0 USD · Ponderada +10,5 % · Base +13,4 % · Bajista −36,6 % · Alcista +51,7 % · Compra hasta 89,5 USD</w:t>
+      </w:r>
+      <w:r>
+        <w:t xml:space="preserve"> </w:t>
+      </w:r>
+      <w:r>
+        <w:t xml:space="preserve">Peso orientativo: 3.5 % de la cartera · Por qué: cumple todos los requisitos de compra</w:t>
+      </w:r>
+      <w:r>
+        <w:t xml:space="preserve"> </w:t>
+      </w:r>
+      <w:r>
+        <w:t xml:space="preserve">Cabecera rehecha con la v11 el 15-oct (auditoría de homogeneidad). Antes decía (método v7): Comprar (convicción baja). El texto de abajo puede citar cifras de esa versión anterior; mandan las de esta cabecera.</w:t>
       </w:r>
     </w:p>
     <w:bookmarkStart w:id="20" w:name="la-tesis-en-cinco-líneas"/>
